--- a/policies/build/chapters_v2/COP/document/COP15/SOP_Transplant_Regulatory_Compliance.docx
+++ b/policies/build/chapters_v2/COP/document/COP15/SOP_Transplant_Regulatory_Compliance.docx
@@ -347,7 +347,7 @@
         <w:rPr>
           <w:i/>
         </w:rPr>
-        <w:t>Skipping or rushing this step is exactly the kind of gap an assessor — or a real patient safety incident — would eventually surface.</w:t>
+        <w:t>A transplant performed without a current licence, or without every professional's authority confirmed, is both a patient-safety and a legal exposure the hospital can't undo after the fact.</w:t>
       </w:r>
     </w:p>
     <w:p>
@@ -367,7 +367,27 @@
     </w:p>
     <w:p>
       <w:r>
-        <w:t>4. Counselling covers, at minimum: the medical and surgical risks, the right to decline without any effect on future care, the voluntary and non-commercial nature of donation, and alternatives to transplantation. [Hospital to define: confirm this against the current Transplantation of Human Organs Act and Rules, and use the prescribed consent form.]</w:t>
+        <w:t>4. Counselling covers, at minimum, all of the following [Hospital to define: confirm this against the current Transplantation of Human Organs Act and Rules, and use the prescribed consent form]:</w:t>
+      </w:r>
+    </w:p>
+    <w:p>
+      <w:r>
+        <w:t xml:space="preserve">    a. The medical and surgical risks.</w:t>
+      </w:r>
+    </w:p>
+    <w:p>
+      <w:r>
+        <w:t xml:space="preserve">    b. The right to decline without any effect on future care.</w:t>
+      </w:r>
+    </w:p>
+    <w:p>
+      <w:r>
+        <w:t xml:space="preserve">    c. The voluntary and non-commercial nature of donation.</w:t>
+      </w:r>
+    </w:p>
+    <w:p>
+      <w:r>
+        <w:t xml:space="preserve">    d. Alternatives to transplantation.</w:t>
       </w:r>
     </w:p>
     <w:p>
@@ -466,7 +486,7 @@
             <w:color w:val="0563C1"/>
             <w:u w:val="single"/>
           </w:rPr>
-          <w:t>NABH — Hospitals Accreditation Programme (HCO), 6th Edition standards</w:t>
+          <w:t>National Accreditation Board for Hospitals and Healthcare Providers. (2025). NABH accreditation standards for hospitals (6th ed.). ISBN 978-81-965264-9-8.</w:t>
         </w:r>
       </w:hyperlink>
     </w:p>
